--- a/docs/测试材料/01-正式提交材料/测试报告/测试设计及结果报告书.docx
+++ b/docs/测试材料/01-正式提交材料/测试报告/测试设计及结果报告书.docx
@@ -252,7 +252,7 @@
                 <w:color w:val="000000"/>
                 <w:sz w:val="18"/>
               </w:rPr>
-              <w:t>2026-06-14</w:t>
+              <w:t>2026-06-15</w:t>
             </w:r>
           </w:p>
         </w:tc>
@@ -776,7 +776,7 @@
                 <w:color w:val="000000"/>
                 <w:sz w:val="18"/>
               </w:rPr>
-              <w:t>30 passed，1 xfailed</w:t>
+              <w:t>34 passed，0 xfailed</w:t>
             </w:r>
           </w:p>
         </w:tc>
@@ -1474,7 +1474,7 @@
                 <w:color w:val="000000"/>
                 <w:sz w:val="18"/>
               </w:rPr>
-              <w:t>30 passed，1 xfailed</w:t>
+              <w:t>34 passed，0 xfailed</w:t>
             </w:r>
           </w:p>
         </w:tc>
@@ -2734,7 +2734,7 @@
           <w:color w:val="000000"/>
           <w:sz w:val="21"/>
         </w:rPr>
-        <w:t>后端 30 passed、1 xfailed 和覆盖率 76% 来自已归档的真实执行日志与覆盖率报告。</w:t>
+        <w:t>后端 34 passed、0 xfailed, 0 failed 和覆盖率 82% 来自已归档的真实执行日志与覆盖率报告。</w:t>
       </w:r>
     </w:p>
     <w:p>
